--- a/mi-proyecto-nexshop/docs/memoria.docx
+++ b/mi-proyecto-nexshop/docs/memoria.docx
@@ -69,7 +69,7 @@
           <w:sz w:val="24"/>
           <w:szCs w:val="24"/>
         </w:rPr>
-        <w:t xml:space="preserve">Autor: Erik Mora</w:t>
+        <w:t xml:space="preserve">Autor: Juan Antonio Reyes Linares</w:t>
       </w:r>
     </w:p>
     <w:p>
@@ -5847,7 +5847,7 @@
         <w:sz w:val="18"/>
         <w:szCs w:val="18"/>
       </w:rPr>
-      <w:t xml:space="preserve">NexShop Group S.A. — Memoria de Análisis  |  Erik Mora  |  Pág. </w:t>
+      <w:t xml:space="preserve">NexShop Group S.A. — Memoria de Análisis  |  Juan Antonio Reyes Linares  |  Pág. </w:t>
     </w:r>
     <w:r>
       <w:rPr>
